--- a/groups/anti-bluff-and-evidence.docx
+++ b/groups/anti-bluff-and-evidence.docx
@@ -18622,7 +18622,7 @@
         <w:t xml:space="preserve"> </w:t>
       </w:r>
       <w:r>
-        <w:t xml:space="preserve">— it does NOT reach, weaken, override, or substitute for the constitution's SEPARATE, already-mandatory independent-review-verdict family (§11.4.125 code-review-before-build, §11.4.134 iterate-to-GO with rock-solid evidence, §11.4.142 universal every-change review, §11.4.165 independent verification agent, §11.4.209 Fable-</w:t>
+        <w:t xml:space="preserve">— it does NOT reach, weaken, override, or substitute for the constitution's SEPARATE, already-mandatory independent-review-verdict family (§11.4.125 code-review-before-build, §11.4.134 iterate-to-GO with rock-solid evidence, §11.4.142 universal every-change review, §11.4.165 independent verification agent, §11.4.209 Opus-</w:t>
       </w:r>
       <w:r>
         <w:rPr>
@@ -18839,7 +18839,7 @@
         <w:t xml:space="preserve"> </w:t>
       </w:r>
       <w:r>
-        <w:t xml:space="preserve">§11.4.125 (code-review-agent gate before pre-build + main build), §11.4.134 (iterate-to-GO with rock-solid evidence), §11.4.142 (universal code-review — every change reviewed, always), §11.4.165 (independent verification agent), §11.4.209 (code-review MUST run on the Fable model at</w:t>
+        <w:t xml:space="preserve">§11.4.125 (code-review-agent gate before pre-build + main build), §11.4.134 (iterate-to-GO with rock-solid evidence), §11.4.142 (universal code-review — every change reviewed, always), §11.4.165 (independent verification agent), §11.4.209 (code-review MUST run on the Opus model at</w:t>
       </w:r>
       <w:r>
         <w:t xml:space="preserve"> </w:t>
